--- a/por/docx/44.content.docx
+++ b/por/docx/44.content.docx
@@ -11,6 +11,15 @@
         <w:pStyle w:val="Heading2"/>
       </w:pPr>
       <w:r>
+        <w:t>Resource: Notas de Estudo (Tyndale)</w:t>
+      </w:r>
+      <w:r/>
+    </w:p>
+    <w:p>
+      <w:pPr>
+        <w:pStyle w:val="Heading2"/>
+      </w:pPr>
+      <w:r>
         <w:t>License Information</w:t>
       </w:r>
       <w:r/>
@@ -21,7 +30,7 @@
         <w:rPr>
           <w:b/>
         </w:rPr>
-        <w:t>Study Notes (Tyndale)</w:t>
+        <w:t>Notas de Estudo (Tyndale)</w:t>
       </w:r>
       <w:r>
         <w:t xml:space="preserve"> (Portuguese) is based on</w:t>
@@ -74,7 +83,7 @@
         <w:pStyle w:val="Heading1"/>
       </w:pPr>
       <w:r>
-        <w:t>Study Notes (Tyndale)</w:t>
+        <w:t>Notas de Estudo (Tyndale)</w:t>
       </w:r>
     </w:p>
     <w:p>
@@ -83,6 +92,51 @@
           <w:headerReference w:type="even" r:id="rId8"/>
           <w:headerReference w:type="default" r:id="rId9"/>
           <w:footerReference w:type="default" r:id="rId10"/>
+          <w:footnotePr>
+            <w:numRestart w:val="eachSect"/>
+          </w:footnotePr>
+          <w:type w:val="continuous"/>
+          <w:pgSz w:w="12240" w:h="15840" w:code="1"/>
+          <w:pgMar w:top="1440" w:right="1440" w:bottom="1440" w:left="1440" w:header="504" w:footer="504" w:gutter="0"/>
+          <w:cols w:space="708"/>
+          <w:titlePg/>
+          <w:docGrid w:linePitch="360"/>
+        </w:sectPr>
+      </w:pPr>
+    </w:p>
+    <w:p>
+      <w:r/>
+    </w:p>
+    <w:p>
+      <w:pPr>
+        <w:pStyle w:val="Heading2"/>
+      </w:pPr>
+      <w:r>
+        <w:t>ACT</w:t>
+      </w:r>
+      <w:r/>
+    </w:p>
+    <w:p>
+      <w:r/>
+      <w:r>
+        <w:rPr>
+          <w:i/>
+        </w:rPr>
+        <w:t>Atos 1.1–3, Atos 1.3, Atos 1.4, Atos 1.5, Atos 1.6–11, Atos 1.8, Atos 1.10, Atos 1.11, Atos 1.12, Atos 1.13, Atos 1.13–26, Atos 1.14, Atos 1.16–17, Atos 1.18–19, Atos 1.20–21, Atos 1.21–22, Atos 1.23–26, Atos 2.1–4, Atos 2.4, Atos 2.5–11, Atos 2.9–11, Atos 2.10–11, Atos 2.14–36, Atos 2.17–21, Atos 2.23–28, Atos 2.27, Atos 2.32–36, Atos 2.34–35, Atos 2.37–38, Atos 2.42, Atos 2.42–47, Atos 3.1–11, Atos 3.6, Atos 3.10–11, Atos 3.12–26, Atos 3.15, Atos 3.17, Atos 3.19, Atos 3.19–21, Atos 3.22, Atos 3.23, Atos 3.25, Atos 4.1, Atos 4.1–22, Atos 4.4, Atos 4.13, Atos 4.16–18, Atos 4.19–20, Atos 4.23–31, Atos 4.25–26, Atos 4.26, Atos 4.28, Atos 4.32–35, Atos 4.36–37, Atos 5.1–11, Atos 5.3–4, Atos 5.11, Atos 5.12–16, Atos 5.13, Atos 5.17–40, Atos 5.19–20, Atos 5.29, Atos 5.30–32, Atos 5.33–40, Atos 5.34, Atos 5.36–37, Atos 6.1, Atos 6.2–6, Atos 6.7, Atos 6.8–15, Atos 6.15, Atos 7.1–53, Atos 7.8, Atos 7.14, Atos 7.16, Atos 7.37, Atos 7.39–40, Atos 7.42–43, Atos 7.48–50, Atos 7.51, Atos 7.55–56, Atos 7.57, Atos 7.58, Atos 7.59–60, Atos 8.1–4, Atos 8.7, Atos 8.9–24, Atos 8.14–17, Atos 8.24, Atos 8.26–40, Atos 8.27, Atos 8.29, Atos 8.32–33, Atos 8.39–40, Atos 9.1–19, Atos 9.2, Atos 9.10, Atos 9.15, Atos 9.16, Atos 9.17, Atos 9.20–21, Atos 9.22–25, Atos 9.26–28, Atos 9.29, Atos 9.30, Atos 9.31, Atos 9.32–43, Atos 9.43, Atos 10.1–8, Atos 10.2, Atos 10.3, Atos 10.9–16, Atos 10.14, Atos 10.17, Atos 10.25–26, Atos 10.34–35, Atos 10.36–43, Atos 10.43, Atos 10.44–48, Atos 10.48, Atos 11.1–18, Atos 11.4–17, Atos 11.18, Atos 11.19–26, Atos 11.20, Atos 11.21–24, Atos 11.25–26, Atos 11.26, Atos 11.27–28, Atos 11.28, Atos 11.29–30, Atos 11.30, Atos 12.1–5, Atos 12.4, Atos 12.5, Atos 12.6–19, Atos 12.7–11, Atos 12.12, Atos 12.13–17, Atos 12.18–23, Atos 12.24–25, Atos 13.1, Atos 13.1–3, Atos 13.3, Atos 13.4, Atos 13.5, Atos 13.6, Atos 13.6–12, Atos 13.7–8, Atos 13.9, Atos 13.10–11, Atos 13.12, Atos 13.13–14, Atos 13.14, Atos 13.15, Atos 13.16–41, Atos 13.17–22, Atos 13.22, Atos 13.23–25, Atos 13.26–37, Atos 13.31, Atos 13.38–41, Atos 13.39, Atos 13.40–41, Atos 13.42–43, Atos 13.43, Atos 13.44–49, Atos 13.50–51, Atos 13.52, Atos 14.1, Atos 14.2, Atos 14.3, Atos 14.4, Atos 14.6, Atos 14.8–20, Atos 14.9, Atos 14.11–13, Atos 14.13–18, Atos 14.19–20, Atos 14.20, Atos 14.22–23, Atos 14.26–28, Atos 15.1, Atos 15.2–3, Atos 15.4–21, Atos 15.5, Atos 15.7–11, Atos 15.13–19, Atos 15.14, Atos 15.15–19, Atos 15.20, Atos 15.22–29, Atos 15.29, Atos 15.30–31, Atos 15.36–41, Atos 15.40–41, Atos 16.1–3, Atos 16.3, Atos 16.4–5, Atos 16.6–10, Atos 16.8, Atos 16.9–10, Atos 16.10, Atos 16.11, Atos 16.12, Atos 16.13, Atos 16.13–36, Atos 16.14–15, Atos 16.16–18, Atos 16.19–21, Atos 16.22–24, Atos 16.25, Atos 16.26, Atos 16.27, Atos 16.27–36, Atos 16.29–30, Atos 16.31–34, Atos 16.37–39, Atos 16.40, Atos 17.1–3, Atos 17.1–9, Atos 17.4, Atos 17.5–7, Atos 17.8–9, Atos 17.10–12, Atos 17.13–15, Atos 17.16–17, Atos 17.16–34, Atos 17.18, Atos 17.22–31, Atos 17.30, Atos 17.32, Atos 17.34, Atos 18.1, Atos 18.1–17, Atos 18.2–3, Atos 18.4–6, Atos 18.7, Atos 18.9–10, Atos 18.12–13, Atos 18.14–17, Atos 18.17, Atos 18.18, Atos 18.19–23, Atos 18.21, Atos 18.23, Atos 18.23–19.41, Atos 18.24–26, Atos 19.1–7, Atos 19.6, Atos 19.10, Atos 19.11–12, Atos 19.13–16, Atos 19.17–19, Atos 19.20, Atos 19.21–22, Atos 19.23, Atos 19.23–41, Atos 19.24, Atos 19.24–34, Atos 19.27, Atos 19.29, Atos 19.31, Atos 19.35, Atos 19.35–41, Atos 20.1–2, Atos 20.2–3, Atos 20.4, Atos 20.5–15, Atos 20.7–12, Atos 20.13–15, Atos 20.16, Atos 20.17, Atos 20.18–38, Atos 20.23, Atos 20.26, Atos 20.28, Atos 20.29–30, Atos 20.35, Atos 20.38, Atos 21.1, Atos 21.1–18, Atos 21.2–3, Atos 21.4–6, Atos 21.7, Atos 21.8, Atos 21.9, Atos 21.10, Atos 21.11–14, Atos 21.18–19, Atos 21.20–25, Atos 21.26–36, Atos 21.28–29, Atos 21.30, Atos 21:31, Atos 21.34, Atos 21.37–40, Atos 22.1–21, Atos 22.3, Atos 22.12–16, Atos 22.14, Atos 22.16, Atos 22.17–22, Atos 22.23, Atos 22.25–29, Atos 22.28, Atos 23.1, Atos 23.2, Atos 23.3, Atos 23.5, Atos 23.6, Atos 23.7–10, Atos 23.11, Atos 23.12–15, Atos 23.16–22, Atos 23.23–35, Atos 23.24, Atos 23.26–30, Atos 23.31, Atos 23.35, Atos 24.1–4, Atos 24.1–27, Atos 24.5, Atos 24.6, Atos 24.10–21, Atos 24.14, Atos 24.15, Atos 24.16, Atos 24.17, Atos 24.22, Atos 24.23, Atos 24.24, Atos 24.25, Atos 24.26–27, Atos 24.27–25.5, Atos 25.7, Atos 25.9, Atos 25.10–11, Atos 25.12, Atos 25.13–22, Atos 25.16, Atos 25.17, Atos 25.18–20, Atos 25.23–27, Atos 26.1–23, Atos 26.12–18, Atos 26.17–18, Atos 26.22–23, Atos 26.24, Atos 26.26, Atos 26.27–28, Atos 26.28, Atos 26.29, Atos 26.31, Atos 26.32, Atos 27.1, Atos 27.1–28.16, Atos 27.2, Atos 27.3, Atos 27.4–6, Atos 27.7, Atos 27.8, Atos 27.9, Atos 27.10–11, Atos 27.12, Atos 27.14–16, Atos 27.17, Atos 27.18–20, Atos 27.21–26, Atos 27.27, Atos 27.30–32, Atos 27.33–35, Atos 27.36–37, Atos 27.39–41, Atos 27.42–44, Atos 28.1, Atos 28.3–6, Atos 28.8–9, Atos 28.10, Atos 28.11, Atos 28.11–16, Atos 28.12, Atos 28.13–14, Atos 28.15, Atos 28.16, Atos 28.17–20, Atos 28.21–22, Atos 28.23, Atos 28.24, Atos 28.25–28, Atos 28.28, Atos 28.31</w:t>
+      </w:r>
+      <w:r/>
+    </w:p>
+    <w:p>
+      <w:r/>
+      <w:r>
+        <w:t xml:space="preserve"> </w:t>
+      </w:r>
+      <w:r/>
+      <w:r/>
+    </w:p>
+    <w:p>
+      <w:pPr>
+        <w:sectPr>
           <w:footnotePr>
             <w:numRestart w:val="eachSect"/>
           </w:footnotePr>

--- a/por/docx/44.content.docx
+++ b/por/docx/44.content.docx
@@ -163,13 +163,6 @@
         <w:rPr>
           <w:lang w:val="pt_PT" w:bidi="pt_PT"/>
         </w:rPr>
-      </w:r>
-      <w:r>
-        <w:rPr>
-          <w:i/>
-          <w:lang w:val="pt_PT" w:bidi="pt_PT"/>
-        </w:rPr>
-        <w:t>Atos 1.1–3, Atos 1.3, Atos 1.4, Atos 1.5, Atos 1.6–11, Atos 1.8, Atos 1.10, Atos 1.11, Atos 1.12, Atos 1.13, Atos 1.13–26, Atos 1.14, Atos 1.16–17, Atos 1.18–19, Atos 1.20–21, Atos 1.21–22, Atos 1.23–26, Atos 2.1–4, Atos 2.4, Atos 2.5–11, Atos 2.9–11, Atos 2.10–11, Atos 2.14–36, Atos 2.17–21, Atos 2.23–28, Atos 2.27, Atos 2.32–36, Atos 2.34–35, Atos 2.37–38, Atos 2.42, Atos 2.42–47, Atos 3.1–11, Atos 3.6, Atos 3.10–11, Atos 3.12–26, Atos 3.15, Atos 3.17, Atos 3.19, Atos 3.19–21, Atos 3.22, Atos 3.23, Atos 3.25, Atos 4.1, Atos 4.1–22, Atos 4.4, Atos 4.13, Atos 4.16–18, Atos 4.19–20, Atos 4.23–31, Atos 4.25–26, Atos 4.26, Atos 4.28, Atos 4.32–35, Atos 4.36–37, Atos 5.1–11, Atos 5.3–4, Atos 5.11, Atos 5.12–16, Atos 5.13, Atos 5.17–40, Atos 5.19–20, Atos 5.29, Atos 5.30–32, Atos 5.33–40, Atos 5.34, Atos 5.36–37, Atos 6.1, Atos 6.2–6, Atos 6.7, Atos 6.8–15, Atos 6.15, Atos 7.1–53, Atos 7.8, Atos 7.14, Atos 7.16, Atos 7.37, Atos 7.39–40, Atos 7.42–43, Atos 7.48–50, Atos 7.51, Atos 7.55–56, Atos 7.57, Atos 7.58, Atos 7.59–60, Atos 8.1–4, Atos 8.7, Atos 8.9–24, Atos 8.14–17, Atos 8.24, Atos 8.26–40, Atos 8.27, Atos 8.29, Atos 8.32–33, Atos 8.39–40, Atos 9.1–19, Atos 9.2, Atos 9.10, Atos 9.15, Atos 9.16, Atos 9.17, Atos 9.20–21, Atos 9.22–25, Atos 9.26–28, Atos 9.29, Atos 9.30, Atos 9.31, Atos 9.32–43, Atos 9.43, Atos 10.1–8, Atos 10.2, Atos 10.3, Atos 10.9–16, Atos 10.14, Atos 10.17, Atos 10.25–26, Atos 10.34–35, Atos 10.36–43, Atos 10.43, Atos 10.44–48, Atos 10.48, Atos 11.1–18, Atos 11.4–17, Atos 11.18, Atos 11.19–26, Atos 11.20, Atos 11.21–24, Atos 11.25–26, Atos 11.26, Atos 11.27–28, Atos 11.28, Atos 11.29–30, Atos 11.30, Atos 12.1–5, Atos 12.4, Atos 12.5, Atos 12.6–19, Atos 12.7–11, Atos 12.12, Atos 12.13–17, Atos 12.18–23, Atos 12.24–25, Atos 13.1, Atos 13.1–3, Atos 13.3, Atos 13.4, Atos 13.5, Atos 13.6, Atos 13.6–12, Atos 13.7–8, Atos 13.9, Atos 13.10–11, Atos 13.12, Atos 13.13–14, Atos 13.14, Atos 13.15, Atos 13.16–41, Atos 13.17–22, Atos 13.22, Atos 13.23–25, Atos 13.26–37, Atos 13.31, Atos 13.38–41, Atos 13.39, Atos 13.40–41, Atos 13.42–43, Atos 13.43, Atos 13.44–49, Atos 13.50–51, Atos 13.52, Atos 14.1, Atos 14.2, Atos 14.3, Atos 14.4, Atos 14.6, Atos 14.8–20, Atos 14.9, Atos 14.11–13, Atos 14.13–18, Atos 14.19–20, Atos 14.20, Atos 14.22–23, Atos 14.26–28, Atos 15.1, Atos 15.2–3, Atos 15.4–21, Atos 15.5, Atos 15.7–11, Atos 15.13–19, Atos 15.14, Atos 15.15–19, Atos 15.20, Atos 15.22–29, Atos 15.29, Atos 15.30–31, Atos 15.36–41, Atos 15.40–41, Atos 16.1–3, Atos 16.3, Atos 16.4–5, Atos 16.6–10, Atos 16.8, Atos 16.9–10, Atos 16.10, Atos 16.11, Atos 16.12, Atos 16.13, Atos 16.13–36, Atos 16.14–15, Atos 16.16–18, Atos 16.19–21, Atos 16.22–24, Atos 16.25, Atos 16.26, Atos 16.27, Atos 16.27–36, Atos 16.29–30, Atos 16.31–34, Atos 16.37–39, Atos 16.40, Atos 17.1–3, Atos 17.1–9, Atos 17.4, Atos 17.5–7, Atos 17.8–9, Atos 17.10–12, Atos 17.13–15, Atos 17.16–17, Atos 17.16–34, Atos 17.18, Atos 17.22–31, Atos 17.30, Atos 17.32, Atos 17.34, Atos 18.1, Atos 18.1–17, Atos 18.2–3, Atos 18.4–6, Atos 18.7, Atos 18.9–10, Atos 18.12–13, Atos 18.14–17, Atos 18.17, Atos 18.18, Atos 18.19–23, Atos 18.21, Atos 18.23, Atos 18.23–19.41, Atos 18.24–26, Atos 19.1–7, Atos 19.6, Atos 19.10, Atos 19.11–12, Atos 19.13–16, Atos 19.17–19, Atos 19.20, Atos 19.21–22, Atos 19.23, Atos 19.23–41, Atos 19.24, Atos 19.24–34, Atos 19.27, Atos 19.29, Atos 19.31, Atos 19.35, Atos 19.35–41, Atos 20.1–2, Atos 20.2–3, Atos 20.4, Atos 20.5–15, Atos 20.7–12, Atos 20.13–15, Atos 20.16, Atos 20.17, Atos 20.18–38, Atos 20.23, Atos 20.26, Atos 20.28, Atos 20.29–30, Atos 20.35, Atos 20.38, Atos 21.1, Atos 21.1–18, Atos 21.2–3, Atos 21.4–6, Atos 21.7, Atos 21.8, Atos 21.9, Atos 21.10, Atos 21.11–14, Atos 21.18–19, Atos 21.20–25, Atos 21.26–36, Atos 21.28–29, Atos 21.30, Atos 21:31, Atos 21.34, Atos 21.37–40, Atos 22.1–21, Atos 22.3, Atos 22.12–16, Atos 22.14, Atos 22.16, Atos 22.17–22, Atos 22.23, Atos 22.25–29, Atos 22.28, Atos 23.1, Atos 23.2, Atos 23.3, Atos 23.5, Atos 23.6, Atos 23.7–10, Atos 23.11, Atos 23.12–15, Atos 23.16–22, Atos 23.23–35, Atos 23.24, Atos 23.26–30, Atos 23.31, Atos 23.35, Atos 24.1–4, Atos 24.1–27, Atos 24.5, Atos 24.6, Atos 24.10–21, Atos 24.14, Atos 24.15, Atos 24.16, Atos 24.17, Atos 24.22, Atos 24.23, Atos 24.24, Atos 24.25, Atos 24.26–27, Atos 24.27–25.5, Atos 25.7, Atos 25.9, Atos 25.10–11, Atos 25.12, Atos 25.13–22, Atos 25.16, Atos 25.17, Atos 25.18–20, Atos 25.23–27, Atos 26.1–23, Atos 26.12–18, Atos 26.17–18, Atos 26.22–23, Atos 26.24, Atos 26.26, Atos 26.27–28, Atos 26.28, Atos 26.29, Atos 26.31, Atos 26.32, Atos 27.1, Atos 27.1–28.16, Atos 27.2, Atos 27.3, Atos 27.4–6, Atos 27.7, Atos 27.8, Atos 27.9, Atos 27.10–11, Atos 27.12, Atos 27.14–16, Atos 27.17, Atos 27.18–20, Atos 27.21–26, Atos 27.27, Atos 27.30–32, Atos 27.33–35, Atos 27.36–37, Atos 27.39–41, Atos 27.42–44, Atos 28.1, Atos 28.3–6, Atos 28.8–9, Atos 28.10, Atos 28.11, Atos 28.11–16, Atos 28.12, Atos 28.13–14, Atos 28.15, Atos 28.16, Atos 28.17–20, Atos 28.21–22, Atos 28.23, Atos 28.24, Atos 28.25–28, Atos 28.28, Atos 28.31</w:t>
       </w:r>
       <w:r>
         <w:rPr>

--- a/por/docx/44.content.docx
+++ b/por/docx/44.content.docx
@@ -19,7 +19,7 @@
         <w:rPr>
           <w:lang w:val="pt_PT" w:bidi="pt_PT"/>
         </w:rPr>
-        <w:t>Resource: Notas de Estudo (Tyndale)</w:t>
+        <w:t>Resource: Tyndale Open Study Notes</w:t>
       </w:r>
       <w:r>
         <w:rPr>
@@ -112,7 +112,7 @@
         <w:rPr>
           <w:lang w:val="pt_PT" w:bidi="pt_PT"/>
         </w:rPr>
-        <w:t>Notas de Estudo (Tyndale)</w:t>
+        <w:t>Tyndale Open Study Notes</w:t>
       </w:r>
     </w:p>
     <w:p>

--- a/por/docx/44.content.docx
+++ b/por/docx/44.content.docx
@@ -23472,7 +23472,7 @@
         <w:rPr>
           <w:lang w:val="pt_PT" w:bidi="pt_PT"/>
         </w:rPr>
-        <w:t xml:space="preserve">Comer alimentos oferecidos a ídolos é pecaminoso se envolver participar conscientemente de um sacrifício idólatra (veja </w:t>
+        <w:t xml:space="preserve">Comer alimentos oferecidos a ídolos é pecado quando envolve participação ativa na adoração a ídolos (ver </w:t>
       </w:r>
       <w:hyperlink r:id="rId647">
         <w:r>
@@ -23519,6 +23519,42 @@
             <w:color w:val="0000EE"/>
             <w:u w:val="single"/>
           </w:rPr>
+          <w:t>Ap 2.14</w:t>
+        </w:r>
+      </w:hyperlink>
+      <w:r>
+        <w:rPr>
+          <w:lang w:val="pt_PT" w:bidi="pt_PT"/>
+        </w:rPr>
+        <w:t xml:space="preserve">, </w:t>
+      </w:r>
+      <w:hyperlink r:id="rId650">
+        <w:r>
+          <w:rPr>
+            <w:lang w:val="pt_PT" w:bidi="pt_PT"/>
+          </w:rPr>
+          <w:rPr>
+            <w:color w:val="0000EE"/>
+            <w:u w:val="single"/>
+          </w:rPr>
+          <w:t>20</w:t>
+        </w:r>
+      </w:hyperlink>
+      <w:r>
+        <w:rPr>
+          <w:lang w:val="pt_PT" w:bidi="pt_PT"/>
+        </w:rPr>
+        <w:t>). No entanto, Paulo ensina que comer tais alimentos nem sempre é errado em si mesmo. A questão é se o ato de comer leva um irmão na fé, de consciência fraca, a pecar (</w:t>
+      </w:r>
+      <w:hyperlink r:id="rId651">
+        <w:r>
+          <w:rPr>
+            <w:lang w:val="pt_PT" w:bidi="pt_PT"/>
+          </w:rPr>
+          <w:rPr>
+            <w:color w:val="0000EE"/>
+            <w:u w:val="single"/>
+          </w:rPr>
           <w:t>1Co 8.4–13</w:t>
         </w:r>
       </w:hyperlink>
@@ -23526,9 +23562,9 @@
         <w:rPr>
           <w:lang w:val="pt_PT" w:bidi="pt_PT"/>
         </w:rPr>
-        <w:t xml:space="preserve">; </w:t>
-      </w:r>
-      <w:hyperlink r:id="rId650">
+        <w:t>). Paulo também alerta contra comer em um templo pagão, visto que isso equivale a participar da adoração a ídolos. Contudo, ele permite comer alimentos comprados no mercado ou servidos em uma refeição, sem questionar a sua origem (</w:t>
+      </w:r>
+      <w:hyperlink r:id="rId652">
         <w:r>
           <w:rPr>
             <w:lang w:val="pt_PT" w:bidi="pt_PT"/>
@@ -23538,42 +23574,6 @@
             <w:u w:val="single"/>
           </w:rPr>
           <w:t>10.14–30</w:t>
-        </w:r>
-      </w:hyperlink>
-      <w:r>
-        <w:rPr>
-          <w:lang w:val="pt_PT" w:bidi="pt_PT"/>
-        </w:rPr>
-        <w:t xml:space="preserve">; </w:t>
-      </w:r>
-      <w:hyperlink r:id="rId651">
-        <w:r>
-          <w:rPr>
-            <w:lang w:val="pt_PT" w:bidi="pt_PT"/>
-          </w:rPr>
-          <w:rPr>
-            <w:color w:val="0000EE"/>
-            <w:u w:val="single"/>
-          </w:rPr>
-          <w:t>Ap 2.14</w:t>
-        </w:r>
-      </w:hyperlink>
-      <w:r>
-        <w:rPr>
-          <w:lang w:val="pt_PT" w:bidi="pt_PT"/>
-        </w:rPr>
-        <w:t xml:space="preserve">, </w:t>
-      </w:r>
-      <w:hyperlink r:id="rId652">
-        <w:r>
-          <w:rPr>
-            <w:lang w:val="pt_PT" w:bidi="pt_PT"/>
-          </w:rPr>
-          <w:rPr>
-            <w:color w:val="0000EE"/>
-            <w:u w:val="single"/>
-          </w:rPr>
-          <w:t>20</w:t>
         </w:r>
       </w:hyperlink>
       <w:r>

--- a/por/docx/44.content.docx
+++ b/por/docx/44.content.docx
@@ -19,7 +19,7 @@
         <w:rPr>
           <w:lang w:val="pt_PT" w:bidi="pt_PT"/>
         </w:rPr>
-        <w:t>Resource: Tyndale Open Study Notes</w:t>
+        <w:t>Resource: Aquifer Open Study Notes</w:t>
       </w:r>
       <w:r>
         <w:rPr>
@@ -112,7 +112,7 @@
         <w:rPr>
           <w:lang w:val="pt_PT" w:bidi="pt_PT"/>
         </w:rPr>
-        <w:t>Tyndale Open Study Notes</w:t>
+        <w:t>Aquifer Open Study Notes</w:t>
       </w:r>
     </w:p>
     <w:p>
